--- a/02_protocols/免疫荧光.docx
+++ b/02_protocols/免疫荧光.docx
@@ -1,6 +1,6 @@
 
 <file path=word/document.xml><?xml version="1.0" encoding="utf-8"?>
-<w:document xmlns:wpc="http://schemas.microsoft.com/office/word/2010/wordprocessingCanvas" xmlns:cx="http://schemas.microsoft.com/office/drawing/2014/chartex" xmlns:cx1="http://schemas.microsoft.com/office/drawing/2015/9/8/chartex" xmlns:cx2="http://schemas.microsoft.com/office/drawing/2015/10/21/chartex" xmlns:cx3="http://schemas.microsoft.com/office/drawing/2016/5/9/chartex" xmlns:cx4="http://schemas.microsoft.com/office/drawing/2016/5/10/chartex" xmlns:cx5="http://schemas.microsoft.com/office/drawing/2016/5/11/chartex" xmlns:cx6="http://schemas.microsoft.com/office/drawing/2016/5/12/chartex" xmlns:cx7="http://schemas.microsoft.com/office/drawing/2016/5/13/chartex" xmlns:cx8="http://schemas.microsoft.com/office/drawing/2016/5/14/chartex" xmlns:mc="http://schemas.openxmlformats.org/markup-compatibility/2006" xmlns:aink="http://schemas.microsoft.com/office/drawing/2016/ink" xmlns:am3d="http://schemas.microsoft.com/office/drawing/2017/model3d" xmlns:o="urn:schemas-microsoft-com:office:office" xmlns:oel="http://schemas.microsoft.com/office/2019/extlst" xmlns:r="http://schemas.openxmlformats.org/officeDocument/2006/relationships" xmlns:m="http://schemas.openxmlformats.org/officeDocument/2006/math" xmlns:v="urn:schemas-microsoft-com:vml" xmlns:wp14="http://schemas.microsoft.com/office/word/2010/wordprocessingDrawing" xmlns:wp="http://schemas.openxmlformats.org/drawingml/2006/wordprocessingDrawing" xmlns:w10="urn:schemas-microsoft-com:office:word" xmlns:w="http://schemas.openxmlformats.org/wordprocessingml/2006/main" xmlns:w14="http://schemas.microsoft.com/office/word/2010/wordml" xmlns:w15="http://schemas.microsoft.com/office/word/2012/wordml" xmlns:w16cex="http://schemas.microsoft.com/office/word/2018/wordml/cex" xmlns:w16cid="http://schemas.microsoft.com/office/word/2016/wordml/cid" xmlns:w16="http://schemas.microsoft.com/office/word/2018/wordml" xmlns:w16du="http://schemas.microsoft.com/office/word/2023/wordml/word16du" xmlns:w16sdtdh="http://schemas.microsoft.com/office/word/2020/wordml/sdtdatahash" xmlns:w16se="http://schemas.microsoft.com/office/word/2015/wordml/symex" xmlns:wpg="http://schemas.microsoft.com/office/word/2010/wordprocessingGroup" xmlns:wpi="http://schemas.microsoft.com/office/word/2010/wordprocessingInk" xmlns:wne="http://schemas.microsoft.com/office/word/2006/wordml" xmlns:wps="http://schemas.microsoft.com/office/word/2010/wordprocessingShape" mc:Ignorable="w14 w15 w16se w16cid w16 w16cex w16sdtdh w16du wp14">
+<w:document xmlns:wpc="http://schemas.microsoft.com/office/word/2010/wordprocessingCanvas" xmlns:cx="http://schemas.microsoft.com/office/drawing/2014/chartex" xmlns:cx1="http://schemas.microsoft.com/office/drawing/2015/9/8/chartex" xmlns:cx2="http://schemas.microsoft.com/office/drawing/2015/10/21/chartex" xmlns:cx3="http://schemas.microsoft.com/office/drawing/2016/5/9/chartex" xmlns:cx4="http://schemas.microsoft.com/office/drawing/2016/5/10/chartex" xmlns:cx5="http://schemas.microsoft.com/office/drawing/2016/5/11/chartex" xmlns:cx6="http://schemas.microsoft.com/office/drawing/2016/5/12/chartex" xmlns:cx7="http://schemas.microsoft.com/office/drawing/2016/5/13/chartex" xmlns:cx8="http://schemas.microsoft.com/office/drawing/2016/5/14/chartex" xmlns:mc="http://schemas.openxmlformats.org/markup-compatibility/2006" xmlns:aink="http://schemas.microsoft.com/office/drawing/2016/ink" xmlns:am3d="http://schemas.microsoft.com/office/drawing/2017/model3d" xmlns:o="urn:schemas-microsoft-com:office:office" xmlns:oel="http://schemas.microsoft.com/office/2019/extlst" xmlns:r="http://schemas.openxmlformats.org/officeDocument/2006/relationships" xmlns:m="http://schemas.openxmlformats.org/officeDocument/2006/math" xmlns:v="urn:schemas-microsoft-com:vml" xmlns:wp14="http://schemas.microsoft.com/office/word/2010/wordprocessingDrawing" xmlns:wp="http://schemas.openxmlformats.org/drawingml/2006/wordprocessingDrawing" xmlns:w10="urn:schemas-microsoft-com:office:word" xmlns:w="http://schemas.openxmlformats.org/wordprocessingml/2006/main" xmlns:w14="http://schemas.microsoft.com/office/word/2010/wordml" xmlns:w15="http://schemas.microsoft.com/office/word/2012/wordml" xmlns:w16cex="http://schemas.microsoft.com/office/word/2018/wordml/cex" xmlns:w16cid="http://schemas.microsoft.com/office/word/2016/wordml/cid" xmlns:w16="http://schemas.microsoft.com/office/word/2018/wordml" xmlns:w16du="http://schemas.microsoft.com/office/word/2023/wordml/word16du" xmlns:w16sdtdh="http://schemas.microsoft.com/office/word/2020/wordml/sdtdatahash" xmlns:w16sdtfl="http://schemas.microsoft.com/office/word/2024/wordml/sdtformatlock" xmlns:w16se="http://schemas.microsoft.com/office/word/2015/wordml/symex" xmlns:wpg="http://schemas.microsoft.com/office/word/2010/wordprocessingGroup" xmlns:wpi="http://schemas.microsoft.com/office/word/2010/wordprocessingInk" xmlns:wne="http://schemas.microsoft.com/office/word/2006/wordml" xmlns:wps="http://schemas.microsoft.com/office/word/2010/wordprocessingShape" mc:Ignorable="w14 w15 w16se w16cid w16 w16cex w16sdtdh w16sdtfl w16du wp14">
   <w:body>
     <w:p>
       <w:pPr>
@@ -65,10 +65,10 @@
       </w:pPr>
       <w:r>
         <w:rPr>
-          <w:rFonts w:ascii="微软雅黑" w:eastAsia="微软雅黑" w:hAnsi="微软雅黑" w:cs="微软雅黑" w:hint="eastAsia"/>
-          <w:lang w:eastAsia="zh-CN"/>
-        </w:rPr>
-        <w:t>细胞铺板</w:t>
+          <w:rFonts w:ascii="微软雅黑" w:eastAsia="微软雅黑" w:hAnsi="微软雅黑" w:hint="eastAsia"/>
+          <w:lang w:eastAsia="zh-CN"/>
+        </w:rPr>
+        <w:t>固定</w:t>
       </w:r>
     </w:p>
     <w:p>
@@ -86,101 +86,79 @@
         <w:pStyle w:val="a5"/>
         <w:ind w:left="360" w:firstLineChars="0" w:firstLine="0"/>
         <w:rPr>
-          <w:rFonts w:ascii="微软雅黑" w:eastAsia="微软雅黑" w:hAnsi="微软雅黑" w:cs="微软雅黑" w:hint="eastAsia"/>
-          <w:lang w:eastAsia="zh-CN"/>
-        </w:rPr>
-      </w:pPr>
-      <w:r>
-        <w:rPr>
-          <w:rFonts w:ascii="微软雅黑" w:eastAsia="微软雅黑" w:hAnsi="微软雅黑" w:cs="微软雅黑" w:hint="eastAsia"/>
-          <w:lang w:eastAsia="zh-CN"/>
-        </w:rPr>
-        <w:t>加细胞前，</w:t>
-      </w:r>
-      <w:r>
-        <w:rPr>
-          <w:rFonts w:ascii="微软雅黑" w:eastAsia="微软雅黑" w:hAnsi="微软雅黑" w:cs="微软雅黑" w:hint="eastAsia"/>
-          <w:lang w:eastAsia="zh-CN"/>
-        </w:rPr>
-        <w:t>根据玻片的大小，先在每个孔里准备放爬片的位置滴少量培养基，使玻片与培养皿靠培养基的张力粘合到一起</w:t>
-      </w:r>
-      <w:r>
-        <w:rPr>
-          <w:rFonts w:ascii="微软雅黑" w:eastAsia="微软雅黑" w:hAnsi="微软雅黑" w:cs="微软雅黑" w:hint="eastAsia"/>
-          <w:lang w:eastAsia="zh-CN"/>
-        </w:rPr>
-        <w:t>，</w:t>
-      </w:r>
-      <w:r>
-        <w:rPr>
-          <w:rFonts w:ascii="微软雅黑" w:eastAsia="微软雅黑" w:hAnsi="微软雅黑" w:cs="微软雅黑" w:hint="eastAsia"/>
-          <w:lang w:eastAsia="zh-CN"/>
-        </w:rPr>
-        <w:t>在</w:t>
-      </w:r>
-      <w:r>
-        <w:rPr>
-          <w:rFonts w:ascii="微软雅黑" w:eastAsia="微软雅黑" w:hAnsi="微软雅黑" w:cs="微软雅黑" w:hint="eastAsia"/>
-          <w:lang w:eastAsia="zh-CN"/>
-        </w:rPr>
-        <w:t>24孔板放入细胞爬片</w:t>
-      </w:r>
-      <w:r>
-        <w:rPr>
-          <w:rFonts w:ascii="微软雅黑" w:eastAsia="微软雅黑" w:hAnsi="微软雅黑" w:cs="微软雅黑" w:hint="eastAsia"/>
-          <w:lang w:eastAsia="zh-CN"/>
-        </w:rPr>
-        <w:t>，</w:t>
-      </w:r>
-      <w:r>
-        <w:rPr>
-          <w:rFonts w:ascii="微软雅黑" w:eastAsia="微软雅黑" w:hAnsi="微软雅黑" w:cs="微软雅黑"/>
-          <w:lang w:eastAsia="zh-CN"/>
-        </w:rPr>
-        <w:t>1.5 × 10</w:t>
-      </w:r>
-      <w:r>
-        <w:rPr>
-          <w:rFonts w:ascii="微软雅黑" w:eastAsia="微软雅黑" w:hAnsi="微软雅黑" w:cs="微软雅黑"/>
-          <w:vertAlign w:val="superscript"/>
-          <w:lang w:eastAsia="zh-CN"/>
-        </w:rPr>
-        <w:t>5</w:t>
-      </w:r>
-      <w:r>
-        <w:rPr>
-          <w:rFonts w:ascii="微软雅黑" w:eastAsia="微软雅黑" w:hAnsi="微软雅黑" w:cs="微软雅黑"/>
-          <w:lang w:eastAsia="zh-CN"/>
-        </w:rPr>
-        <w:t>/</w:t>
-      </w:r>
-      <w:r>
-        <w:rPr>
-          <w:rFonts w:ascii="微软雅黑" w:eastAsia="微软雅黑" w:hAnsi="微软雅黑" w:cs="微软雅黑" w:hint="eastAsia"/>
-          <w:lang w:eastAsia="zh-CN"/>
-        </w:rPr>
-        <w:t>孔</w:t>
-      </w:r>
-      <w:r>
-        <w:rPr>
-          <w:rFonts w:ascii="微软雅黑" w:eastAsia="微软雅黑" w:hAnsi="微软雅黑" w:cs="微软雅黑"/>
-          <w:lang w:eastAsia="zh-CN"/>
-        </w:rPr>
-        <w:t xml:space="preserve"> </w:t>
-      </w:r>
-      <w:r>
-        <w:rPr>
-          <w:rFonts w:ascii="微软雅黑" w:eastAsia="微软雅黑" w:hAnsi="微软雅黑" w:cs="微软雅黑" w:hint="eastAsia"/>
-          <w:lang w:eastAsia="zh-CN"/>
-        </w:rPr>
-        <w:t>腹腔巨噬细胞</w:t>
-      </w:r>
-      <w:r>
-        <w:rPr>
-          <w:rFonts w:ascii="微软雅黑" w:eastAsia="微软雅黑" w:hAnsi="微软雅黑" w:cs="微软雅黑" w:hint="eastAsia"/>
-          <w:lang w:eastAsia="zh-CN"/>
-        </w:rPr>
-        <w:t>（细胞若不牢固，可以提前在爬片上加多聚赖氨酸）</w:t>
+          <w:rFonts w:ascii="微软雅黑" w:eastAsia="微软雅黑" w:hAnsi="微软雅黑"/>
+          <w:lang w:eastAsia="zh-CN"/>
+        </w:rPr>
+      </w:pPr>
+      <w:r>
+        <w:rPr>
+          <w:rFonts w:ascii="微软雅黑" w:eastAsia="微软雅黑" w:hAnsi="微软雅黑"/>
+          <w:lang w:eastAsia="zh-CN"/>
+        </w:rPr>
+        <w:t xml:space="preserve">PBS </w:t>
+      </w:r>
+      <w:r>
+        <w:rPr>
+          <w:rFonts w:ascii="微软雅黑" w:eastAsia="微软雅黑" w:hAnsi="微软雅黑" w:hint="eastAsia"/>
+          <w:lang w:eastAsia="zh-CN"/>
+        </w:rPr>
+        <w:t>清洗样品</w:t>
+      </w:r>
+      <w:r>
+        <w:rPr>
+          <w:rFonts w:ascii="微软雅黑" w:eastAsia="微软雅黑" w:hAnsi="微软雅黑" w:hint="eastAsia"/>
+          <w:lang w:eastAsia="zh-CN"/>
+        </w:rPr>
+        <w:t>（勿用摇床）</w:t>
+      </w:r>
+      <w:r>
+        <w:rPr>
+          <w:rFonts w:ascii="微软雅黑" w:eastAsia="微软雅黑" w:hAnsi="微软雅黑" w:hint="eastAsia"/>
+          <w:lang w:eastAsia="zh-CN"/>
+        </w:rPr>
+        <w:t>。用新鲜配制的</w:t>
+      </w:r>
+      <w:r>
+        <w:rPr>
+          <w:rFonts w:ascii="微软雅黑" w:eastAsia="微软雅黑" w:hAnsi="微软雅黑"/>
+          <w:lang w:eastAsia="zh-CN"/>
+        </w:rPr>
+        <w:t>4</w:t>
+      </w:r>
+      <w:r>
+        <w:rPr>
+          <w:rFonts w:ascii="微软雅黑" w:eastAsia="微软雅黑" w:hAnsi="微软雅黑" w:hint="eastAsia"/>
+          <w:lang w:eastAsia="zh-CN"/>
+        </w:rPr>
+        <w:t>％多聚甲醛溶液</w:t>
+      </w:r>
+      <w:r>
+        <w:rPr>
+          <w:rFonts w:ascii="微软雅黑" w:eastAsia="微软雅黑" w:hAnsi="微软雅黑" w:hint="eastAsia"/>
+          <w:lang w:eastAsia="zh-CN"/>
+        </w:rPr>
+        <w:t>（PFA）</w:t>
+      </w:r>
+      <w:r>
+        <w:rPr>
+          <w:rFonts w:ascii="微软雅黑" w:eastAsia="微软雅黑" w:hAnsi="微软雅黑" w:hint="eastAsia"/>
+          <w:lang w:eastAsia="zh-CN"/>
+        </w:rPr>
+        <w:t>在培养板中固定细胞</w:t>
+      </w:r>
+      <w:r>
+        <w:rPr>
+          <w:rFonts w:ascii="微软雅黑" w:eastAsia="微软雅黑" w:hAnsi="微软雅黑"/>
+          <w:lang w:eastAsia="zh-CN"/>
+        </w:rPr>
+        <w:t xml:space="preserve"> 15min</w:t>
+      </w:r>
+      <w:r>
+        <w:rPr>
+          <w:rFonts w:ascii="微软雅黑" w:eastAsia="微软雅黑" w:hAnsi="微软雅黑" w:hint="eastAsia"/>
+          <w:lang w:eastAsia="zh-CN"/>
+        </w:rPr>
+        <w:t>，室温（如需必要可以晾干，后续可以更加牢固）</w:t>
       </w:r>
     </w:p>
     <w:p>
@@ -188,7 +166,48 @@
         <w:pStyle w:val="a5"/>
         <w:ind w:left="360" w:firstLineChars="0" w:firstLine="0"/>
         <w:rPr>
-          <w:rFonts w:ascii="微软雅黑" w:eastAsia="微软雅黑" w:hAnsi="微软雅黑" w:cs="微软雅黑"/>
+          <w:rFonts w:ascii="微软雅黑" w:eastAsia="微软雅黑" w:hAnsi="微软雅黑"/>
+          <w:lang w:eastAsia="zh-CN"/>
+        </w:rPr>
+      </w:pPr>
+    </w:p>
+    <w:p>
+      <w:pPr>
+        <w:pStyle w:val="a5"/>
+        <w:ind w:left="360" w:firstLineChars="0" w:firstLine="0"/>
+        <w:rPr>
+          <w:rFonts w:ascii="微软雅黑" w:eastAsia="微软雅黑" w:hAnsi="微软雅黑"/>
+          <w:lang w:eastAsia="zh-CN"/>
+        </w:rPr>
+      </w:pPr>
+      <w:r>
+        <w:rPr>
+          <w:rFonts w:ascii="微软雅黑" w:eastAsia="微软雅黑" w:hAnsi="微软雅黑" w:hint="eastAsia"/>
+          <w:lang w:eastAsia="zh-CN"/>
+        </w:rPr>
+        <w:t>防止细胞从玻片上脱落；多聚甲醛使得蛋白变性，停止细胞中的生化反应，使细胞维持状态；固定其中的各种生化物质状态，防止分解；固定细胞形态，防止其变形或破裂；除去防碍抗原</w:t>
+      </w:r>
+      <w:r>
+        <w:rPr>
+          <w:rFonts w:ascii="微软雅黑" w:eastAsia="微软雅黑" w:hAnsi="微软雅黑"/>
+          <w:lang w:eastAsia="zh-CN"/>
+        </w:rPr>
+        <w:t>-</w:t>
+      </w:r>
+      <w:r>
+        <w:rPr>
+          <w:rFonts w:ascii="微软雅黑" w:eastAsia="微软雅黑" w:hAnsi="微软雅黑" w:hint="eastAsia"/>
+          <w:lang w:eastAsia="zh-CN"/>
+        </w:rPr>
+        <w:t>抗体结合的类脂；使标本易于保存——方便后续实验的进行。</w:t>
+      </w:r>
+    </w:p>
+    <w:p>
+      <w:pPr>
+        <w:pStyle w:val="a5"/>
+        <w:ind w:left="360" w:firstLineChars="0" w:firstLine="0"/>
+        <w:rPr>
+          <w:rFonts w:ascii="微软雅黑" w:eastAsia="微软雅黑" w:hAnsi="微软雅黑"/>
           <w:lang w:eastAsia="zh-CN"/>
         </w:rPr>
       </w:pPr>
@@ -211,7 +230,7 @@
           <w:rFonts w:ascii="微软雅黑" w:eastAsia="微软雅黑" w:hAnsi="微软雅黑" w:hint="eastAsia"/>
           <w:lang w:eastAsia="zh-CN"/>
         </w:rPr>
-        <w:t>固定</w:t>
+        <w:t>清洗</w:t>
       </w:r>
     </w:p>
     <w:p>
@@ -229,120 +248,23 @@
         <w:pStyle w:val="a5"/>
         <w:ind w:left="360" w:firstLineChars="0" w:firstLine="0"/>
         <w:rPr>
-          <w:rFonts w:ascii="微软雅黑" w:eastAsia="微软雅黑" w:hAnsi="微软雅黑" w:hint="eastAsia"/>
-          <w:lang w:eastAsia="zh-CN"/>
-        </w:rPr>
-      </w:pPr>
-      <w:r>
-        <w:rPr>
-          <w:rFonts w:ascii="微软雅黑" w:eastAsia="微软雅黑" w:hAnsi="微软雅黑"/>
-          <w:lang w:eastAsia="zh-CN"/>
-        </w:rPr>
-        <w:t xml:space="preserve">PBS </w:t>
-      </w:r>
-      <w:r>
-        <w:rPr>
-          <w:rFonts w:ascii="微软雅黑" w:eastAsia="微软雅黑" w:hAnsi="微软雅黑" w:hint="eastAsia"/>
-          <w:lang w:eastAsia="zh-CN"/>
-        </w:rPr>
-        <w:t>清洗样品</w:t>
-      </w:r>
-      <w:r>
-        <w:rPr>
-          <w:rFonts w:ascii="微软雅黑" w:eastAsia="微软雅黑" w:hAnsi="微软雅黑" w:hint="eastAsia"/>
-          <w:lang w:eastAsia="zh-CN"/>
-        </w:rPr>
-        <w:t>（勿用摇床）</w:t>
-      </w:r>
-      <w:r>
-        <w:rPr>
-          <w:rFonts w:ascii="微软雅黑" w:eastAsia="微软雅黑" w:hAnsi="微软雅黑" w:hint="eastAsia"/>
-          <w:lang w:eastAsia="zh-CN"/>
-        </w:rPr>
-        <w:t>。用新鲜配制的</w:t>
-      </w:r>
-      <w:r>
-        <w:rPr>
-          <w:rFonts w:ascii="微软雅黑" w:eastAsia="微软雅黑" w:hAnsi="微软雅黑"/>
-          <w:lang w:eastAsia="zh-CN"/>
-        </w:rPr>
-        <w:t>4</w:t>
-      </w:r>
-      <w:r>
-        <w:rPr>
-          <w:rFonts w:ascii="微软雅黑" w:eastAsia="微软雅黑" w:hAnsi="微软雅黑" w:hint="eastAsia"/>
-          <w:lang w:eastAsia="zh-CN"/>
-        </w:rPr>
-        <w:t>％多聚甲醛溶液</w:t>
-      </w:r>
-      <w:r>
-        <w:rPr>
-          <w:rFonts w:ascii="微软雅黑" w:eastAsia="微软雅黑" w:hAnsi="微软雅黑" w:hint="eastAsia"/>
-          <w:lang w:eastAsia="zh-CN"/>
-        </w:rPr>
-        <w:t>（PFA）</w:t>
-      </w:r>
-      <w:r>
-        <w:rPr>
-          <w:rFonts w:ascii="微软雅黑" w:eastAsia="微软雅黑" w:hAnsi="微软雅黑" w:hint="eastAsia"/>
-          <w:lang w:eastAsia="zh-CN"/>
-        </w:rPr>
-        <w:t>在培养板中固定细胞</w:t>
-      </w:r>
-      <w:r>
-        <w:rPr>
-          <w:rFonts w:ascii="微软雅黑" w:eastAsia="微软雅黑" w:hAnsi="微软雅黑"/>
-          <w:lang w:eastAsia="zh-CN"/>
-        </w:rPr>
-        <w:t xml:space="preserve"> 15min</w:t>
-      </w:r>
-      <w:r>
-        <w:rPr>
-          <w:rFonts w:ascii="微软雅黑" w:eastAsia="微软雅黑" w:hAnsi="微软雅黑" w:hint="eastAsia"/>
-          <w:lang w:eastAsia="zh-CN"/>
-        </w:rPr>
-        <w:t>，室温（如需必要可以晾干，后续可以更加牢固）</w:t>
-      </w:r>
-    </w:p>
-    <w:p>
-      <w:pPr>
-        <w:pStyle w:val="a5"/>
-        <w:ind w:left="360" w:firstLineChars="0" w:firstLine="0"/>
-        <w:rPr>
-          <w:rFonts w:ascii="微软雅黑" w:eastAsia="微软雅黑" w:hAnsi="微软雅黑"/>
-          <w:lang w:eastAsia="zh-CN"/>
-        </w:rPr>
-      </w:pPr>
-    </w:p>
-    <w:p>
-      <w:pPr>
-        <w:pStyle w:val="a5"/>
-        <w:ind w:left="360" w:firstLineChars="0" w:firstLine="0"/>
-        <w:rPr>
-          <w:rFonts w:ascii="微软雅黑" w:eastAsia="微软雅黑" w:hAnsi="微软雅黑"/>
-          <w:lang w:eastAsia="zh-CN"/>
-        </w:rPr>
-      </w:pPr>
-      <w:r>
-        <w:rPr>
-          <w:rFonts w:ascii="微软雅黑" w:eastAsia="微软雅黑" w:hAnsi="微软雅黑" w:hint="eastAsia"/>
-          <w:lang w:eastAsia="zh-CN"/>
-        </w:rPr>
-        <w:t>防止细胞从玻片上脱落；多聚甲醛使得蛋白变性，停止细胞中的生化反应，使细胞维持状态；固定其中的各种生化物质状态，防止分解；固定细胞形态，防止其变形或破裂；除去防碍抗原</w:t>
-      </w:r>
-      <w:r>
-        <w:rPr>
-          <w:rFonts w:ascii="微软雅黑" w:eastAsia="微软雅黑" w:hAnsi="微软雅黑"/>
-          <w:lang w:eastAsia="zh-CN"/>
-        </w:rPr>
-        <w:t>-</w:t>
-      </w:r>
-      <w:r>
-        <w:rPr>
-          <w:rFonts w:ascii="微软雅黑" w:eastAsia="微软雅黑" w:hAnsi="微软雅黑" w:hint="eastAsia"/>
-          <w:lang w:eastAsia="zh-CN"/>
-        </w:rPr>
-        <w:t>抗体结合的类脂；使标本易于保存——方便后续实验的进行。</w:t>
+          <w:rFonts w:ascii="微软雅黑" w:eastAsia="微软雅黑" w:hAnsi="微软雅黑"/>
+          <w:lang w:eastAsia="zh-CN"/>
+        </w:rPr>
+      </w:pPr>
+      <w:r>
+        <w:rPr>
+          <w:rFonts w:ascii="微软雅黑" w:eastAsia="微软雅黑" w:hAnsi="微软雅黑"/>
+          <w:lang w:eastAsia="zh-CN"/>
+        </w:rPr>
+        <w:t>PBS 洗三遍，每次 5 分钟</w:t>
+      </w:r>
+      <w:r>
+        <w:rPr>
+          <w:rFonts w:ascii="微软雅黑" w:eastAsia="微软雅黑" w:hAnsi="微软雅黑" w:hint="eastAsia"/>
+          <w:lang w:eastAsia="zh-CN"/>
+        </w:rPr>
+        <w:t>，每孔500ul</w:t>
       </w:r>
     </w:p>
     <w:p>
@@ -373,7 +295,14 @@
           <w:rFonts w:ascii="微软雅黑" w:eastAsia="微软雅黑" w:hAnsi="微软雅黑" w:hint="eastAsia"/>
           <w:lang w:eastAsia="zh-CN"/>
         </w:rPr>
-        <w:t>清洗</w:t>
+        <w:t>透化</w:t>
+      </w:r>
+      <w:r>
+        <w:rPr>
+          <w:rFonts w:ascii="微软雅黑" w:eastAsia="微软雅黑" w:hAnsi="微软雅黑" w:hint="eastAsia"/>
+          <w:lang w:eastAsia="zh-CN"/>
+        </w:rPr>
+        <w:t>（检测细胞膜外侧的蛋白可忽略此步）</w:t>
       </w:r>
     </w:p>
     <w:p>
@@ -388,81 +317,9 @@
     </w:p>
     <w:p>
       <w:pPr>
-        <w:pStyle w:val="a5"/>
-        <w:ind w:left="360" w:firstLineChars="0" w:firstLine="0"/>
-        <w:rPr>
-          <w:rFonts w:ascii="微软雅黑" w:eastAsia="微软雅黑" w:hAnsi="微软雅黑" w:hint="eastAsia"/>
-          <w:lang w:eastAsia="zh-CN"/>
-        </w:rPr>
-      </w:pPr>
-      <w:r>
-        <w:rPr>
-          <w:rFonts w:ascii="微软雅黑" w:eastAsia="微软雅黑" w:hAnsi="微软雅黑"/>
-          <w:lang w:eastAsia="zh-CN"/>
-        </w:rPr>
-        <w:t>PBS 洗三遍，每次 5 分钟</w:t>
-      </w:r>
-      <w:r>
-        <w:rPr>
-          <w:rFonts w:ascii="微软雅黑" w:eastAsia="微软雅黑" w:hAnsi="微软雅黑" w:hint="eastAsia"/>
-          <w:lang w:eastAsia="zh-CN"/>
-        </w:rPr>
-        <w:t>，每孔500ul</w:t>
-      </w:r>
-    </w:p>
-    <w:p>
-      <w:pPr>
-        <w:pStyle w:val="a5"/>
-        <w:ind w:left="360" w:firstLineChars="0" w:firstLine="0"/>
-        <w:rPr>
-          <w:rFonts w:ascii="微软雅黑" w:eastAsia="微软雅黑" w:hAnsi="微软雅黑"/>
-          <w:lang w:eastAsia="zh-CN"/>
-        </w:rPr>
-      </w:pPr>
-    </w:p>
-    <w:p>
-      <w:pPr>
-        <w:pStyle w:val="a5"/>
-        <w:numPr>
-          <w:ilvl w:val="0"/>
-          <w:numId w:val="1"/>
-        </w:numPr>
-        <w:ind w:firstLineChars="0"/>
-        <w:rPr>
-          <w:rFonts w:ascii="微软雅黑" w:eastAsia="微软雅黑" w:hAnsi="微软雅黑"/>
-          <w:lang w:eastAsia="zh-CN"/>
-        </w:rPr>
-      </w:pPr>
-      <w:r>
-        <w:rPr>
-          <w:rFonts w:ascii="微软雅黑" w:eastAsia="微软雅黑" w:hAnsi="微软雅黑" w:hint="eastAsia"/>
-          <w:lang w:eastAsia="zh-CN"/>
-        </w:rPr>
-        <w:t>透化</w:t>
-      </w:r>
-      <w:r>
-        <w:rPr>
-          <w:rFonts w:ascii="微软雅黑" w:eastAsia="微软雅黑" w:hAnsi="微软雅黑" w:hint="eastAsia"/>
-          <w:lang w:eastAsia="zh-CN"/>
-        </w:rPr>
-        <w:t>（检测细胞膜外侧的蛋白可忽略此步）</w:t>
-      </w:r>
-    </w:p>
-    <w:p>
-      <w:pPr>
-        <w:pStyle w:val="a5"/>
-        <w:ind w:left="360" w:firstLineChars="0" w:firstLine="0"/>
-        <w:rPr>
-          <w:rFonts w:ascii="微软雅黑" w:eastAsia="微软雅黑" w:hAnsi="微软雅黑"/>
-          <w:lang w:eastAsia="zh-CN"/>
-        </w:rPr>
-      </w:pPr>
-    </w:p>
-    <w:p>
-      <w:pPr>
         <w:ind w:firstLineChars="175" w:firstLine="420"/>
         <w:rPr>
-          <w:rFonts w:ascii="微软雅黑" w:eastAsia="微软雅黑" w:hAnsi="微软雅黑" w:hint="eastAsia"/>
+          <w:rFonts w:ascii="微软雅黑" w:eastAsia="微软雅黑" w:hAnsi="微软雅黑"/>
           <w:lang w:eastAsia="zh-CN"/>
         </w:rPr>
       </w:pPr>
@@ -842,6 +699,7 @@
           <w:szCs w:val="20"/>
           <w:lang w:eastAsia="zh-CN"/>
         </w:rPr>
+        <w:lastRenderedPageBreak/>
         <w:t>在实际操作中，在细胞样本的制作中，可能出现细胞破损，这样，在不打孔的情况下，核蛋白及在结合位点在胞内的蛋白也可能着色。</w:t>
       </w:r>
     </w:p>
@@ -892,7 +750,7 @@
         <w:pStyle w:val="a5"/>
         <w:ind w:left="360" w:firstLineChars="0" w:firstLine="0"/>
         <w:rPr>
-          <w:rFonts w:ascii="微软雅黑" w:eastAsia="微软雅黑" w:hAnsi="微软雅黑" w:hint="eastAsia"/>
+          <w:rFonts w:ascii="微软雅黑" w:eastAsia="微软雅黑" w:hAnsi="微软雅黑"/>
           <w:lang w:eastAsia="zh-CN"/>
         </w:rPr>
       </w:pPr>
@@ -1090,7 +948,7 @@
       <w:pPr>
         <w:ind w:firstLineChars="175" w:firstLine="420"/>
         <w:rPr>
-          <w:rFonts w:ascii="微软雅黑" w:eastAsia="微软雅黑" w:hAnsi="微软雅黑" w:hint="eastAsia"/>
+          <w:rFonts w:ascii="微软雅黑" w:eastAsia="微软雅黑" w:hAnsi="微软雅黑"/>
           <w:lang w:eastAsia="zh-CN"/>
         </w:rPr>
       </w:pPr>
@@ -1236,7 +1094,6 @@
           <w:rFonts w:ascii="微软雅黑" w:eastAsia="微软雅黑" w:hAnsi="微软雅黑"/>
           <w:lang w:eastAsia="zh-CN"/>
         </w:rPr>
-        <w:lastRenderedPageBreak/>
         <w:t>加入二抗，室温孵育 30-45 分钟。</w:t>
       </w:r>
     </w:p>
@@ -1436,23 +1293,7 @@
           <w:rFonts w:ascii="微软雅黑" w:eastAsia="微软雅黑" w:hAnsi="微软雅黑"/>
           <w:lang w:eastAsia="zh-CN"/>
         </w:rPr>
-        <w:t xml:space="preserve"> 20 </w:t>
-      </w:r>
-      <w:proofErr w:type="spellStart"/>
-      <w:r>
-        <w:rPr>
-          <w:rFonts w:ascii="微软雅黑" w:eastAsia="微软雅黑" w:hAnsi="微软雅黑"/>
-          <w:lang w:eastAsia="zh-CN"/>
-        </w:rPr>
-        <w:t>ul</w:t>
-      </w:r>
-      <w:proofErr w:type="spellEnd"/>
-      <w:r>
-        <w:rPr>
-          <w:rFonts w:ascii="微软雅黑" w:eastAsia="微软雅黑" w:hAnsi="微软雅黑"/>
-          <w:lang w:eastAsia="zh-CN"/>
-        </w:rPr>
-        <w:t xml:space="preserve"> </w:t>
+        <w:t xml:space="preserve"> 20 ul </w:t>
       </w:r>
       <w:r>
         <w:rPr>
@@ -1871,7 +1712,6 @@
           <w:rFonts w:ascii="微软雅黑" w:eastAsia="微软雅黑" w:hAnsi="微软雅黑" w:cs="微软雅黑" w:hint="eastAsia"/>
           <w:lang w:eastAsia="zh-CN"/>
         </w:rPr>
-        <w:lastRenderedPageBreak/>
         <w:t>4）</w:t>
       </w:r>
       <w:r>
@@ -1990,6 +1830,7 @@
           <w:rFonts w:ascii="微软雅黑" w:eastAsia="微软雅黑" w:hAnsi="微软雅黑" w:hint="eastAsia"/>
           <w:lang w:eastAsia="zh-CN"/>
         </w:rPr>
+        <w:lastRenderedPageBreak/>
         <w:t>Scan Area调节到0.6（最合适）</w:t>
       </w:r>
     </w:p>
@@ -2517,7 +2358,7 @@
 </file>
 
 <file path=word/numbering.xml><?xml version="1.0" encoding="utf-8"?>
-<w:numbering xmlns:wpc="http://schemas.microsoft.com/office/word/2010/wordprocessingCanvas" xmlns:cx="http://schemas.microsoft.com/office/drawing/2014/chartex" xmlns:cx1="http://schemas.microsoft.com/office/drawing/2015/9/8/chartex" xmlns:cx2="http://schemas.microsoft.com/office/drawing/2015/10/21/chartex" xmlns:cx3="http://schemas.microsoft.com/office/drawing/2016/5/9/chartex" xmlns:cx4="http://schemas.microsoft.com/office/drawing/2016/5/10/chartex" xmlns:cx5="http://schemas.microsoft.com/office/drawing/2016/5/11/chartex" xmlns:cx6="http://schemas.microsoft.com/office/drawing/2016/5/12/chartex" xmlns:cx7="http://schemas.microsoft.com/office/drawing/2016/5/13/chartex" xmlns:cx8="http://schemas.microsoft.com/office/drawing/2016/5/14/chartex" xmlns:mc="http://schemas.openxmlformats.org/markup-compatibility/2006" xmlns:aink="http://schemas.microsoft.com/office/drawing/2016/ink" xmlns:am3d="http://schemas.microsoft.com/office/drawing/2017/model3d" xmlns:o="urn:schemas-microsoft-com:office:office" xmlns:oel="http://schemas.microsoft.com/office/2019/extlst" xmlns:r="http://schemas.openxmlformats.org/officeDocument/2006/relationships" xmlns:m="http://schemas.openxmlformats.org/officeDocument/2006/math" xmlns:v="urn:schemas-microsoft-com:vml" xmlns:wp14="http://schemas.microsoft.com/office/word/2010/wordprocessingDrawing" xmlns:wp="http://schemas.openxmlformats.org/drawingml/2006/wordprocessingDrawing" xmlns:w10="urn:schemas-microsoft-com:office:word" xmlns:w="http://schemas.openxmlformats.org/wordprocessingml/2006/main" xmlns:w14="http://schemas.microsoft.com/office/word/2010/wordml" xmlns:w15="http://schemas.microsoft.com/office/word/2012/wordml" xmlns:w16cex="http://schemas.microsoft.com/office/word/2018/wordml/cex" xmlns:w16cid="http://schemas.microsoft.com/office/word/2016/wordml/cid" xmlns:w16="http://schemas.microsoft.com/office/word/2018/wordml" xmlns:w16du="http://schemas.microsoft.com/office/word/2023/wordml/word16du" xmlns:w16sdtdh="http://schemas.microsoft.com/office/word/2020/wordml/sdtdatahash" xmlns:w16se="http://schemas.microsoft.com/office/word/2015/wordml/symex" xmlns:wpg="http://schemas.microsoft.com/office/word/2010/wordprocessingGroup" xmlns:wpi="http://schemas.microsoft.com/office/word/2010/wordprocessingInk" xmlns:wne="http://schemas.microsoft.com/office/word/2006/wordml" xmlns:wps="http://schemas.microsoft.com/office/word/2010/wordprocessingShape" mc:Ignorable="w14 w15 w16se w16cid w16 w16cex w16sdtdh w16du wp14">
+<w:numbering xmlns:wpc="http://schemas.microsoft.com/office/word/2010/wordprocessingCanvas" xmlns:cx="http://schemas.microsoft.com/office/drawing/2014/chartex" xmlns:cx1="http://schemas.microsoft.com/office/drawing/2015/9/8/chartex" xmlns:cx2="http://schemas.microsoft.com/office/drawing/2015/10/21/chartex" xmlns:cx3="http://schemas.microsoft.com/office/drawing/2016/5/9/chartex" xmlns:cx4="http://schemas.microsoft.com/office/drawing/2016/5/10/chartex" xmlns:cx5="http://schemas.microsoft.com/office/drawing/2016/5/11/chartex" xmlns:cx6="http://schemas.microsoft.com/office/drawing/2016/5/12/chartex" xmlns:cx7="http://schemas.microsoft.com/office/drawing/2016/5/13/chartex" xmlns:cx8="http://schemas.microsoft.com/office/drawing/2016/5/14/chartex" xmlns:mc="http://schemas.openxmlformats.org/markup-compatibility/2006" xmlns:aink="http://schemas.microsoft.com/office/drawing/2016/ink" xmlns:am3d="http://schemas.microsoft.com/office/drawing/2017/model3d" xmlns:o="urn:schemas-microsoft-com:office:office" xmlns:oel="http://schemas.microsoft.com/office/2019/extlst" xmlns:r="http://schemas.openxmlformats.org/officeDocument/2006/relationships" xmlns:m="http://schemas.openxmlformats.org/officeDocument/2006/math" xmlns:v="urn:schemas-microsoft-com:vml" xmlns:wp14="http://schemas.microsoft.com/office/word/2010/wordprocessingDrawing" xmlns:wp="http://schemas.openxmlformats.org/drawingml/2006/wordprocessingDrawing" xmlns:w10="urn:schemas-microsoft-com:office:word" xmlns:w="http://schemas.openxmlformats.org/wordprocessingml/2006/main" xmlns:w14="http://schemas.microsoft.com/office/word/2010/wordml" xmlns:w15="http://schemas.microsoft.com/office/word/2012/wordml" xmlns:w16cex="http://schemas.microsoft.com/office/word/2018/wordml/cex" xmlns:w16cid="http://schemas.microsoft.com/office/word/2016/wordml/cid" xmlns:w16="http://schemas.microsoft.com/office/word/2018/wordml" xmlns:w16du="http://schemas.microsoft.com/office/word/2023/wordml/word16du" xmlns:w16sdtdh="http://schemas.microsoft.com/office/word/2020/wordml/sdtdatahash" xmlns:w16sdtfl="http://schemas.microsoft.com/office/word/2024/wordml/sdtformatlock" xmlns:w16se="http://schemas.microsoft.com/office/word/2015/wordml/symex" xmlns:wpg="http://schemas.microsoft.com/office/word/2010/wordprocessingGroup" xmlns:wpi="http://schemas.microsoft.com/office/word/2010/wordprocessingInk" xmlns:wne="http://schemas.microsoft.com/office/word/2006/wordml" xmlns:wps="http://schemas.microsoft.com/office/word/2010/wordprocessingShape" mc:Ignorable="w14 w15 w16se w16cid w16 w16cex w16sdtdh w16sdtfl w16du wp14">
   <w:abstractNum w:abstractNumId="0" w15:restartNumberingAfterBreak="0">
     <w:nsid w:val="036C7F8C"/>
     <w:multiLevelType w:val="hybridMultilevel"/>
@@ -3422,7 +3263,7 @@
 </file>
 
 <file path=word/styles.xml><?xml version="1.0" encoding="utf-8"?>
-<w:styles xmlns:mc="http://schemas.openxmlformats.org/markup-compatibility/2006" xmlns:r="http://schemas.openxmlformats.org/officeDocument/2006/relationships" xmlns:w="http://schemas.openxmlformats.org/wordprocessingml/2006/main" xmlns:w14="http://schemas.microsoft.com/office/word/2010/wordml" xmlns:w15="http://schemas.microsoft.com/office/word/2012/wordml" xmlns:w16cex="http://schemas.microsoft.com/office/word/2018/wordml/cex" xmlns:w16cid="http://schemas.microsoft.com/office/word/2016/wordml/cid" xmlns:w16="http://schemas.microsoft.com/office/word/2018/wordml" xmlns:w16du="http://schemas.microsoft.com/office/word/2023/wordml/word16du" xmlns:w16sdtdh="http://schemas.microsoft.com/office/word/2020/wordml/sdtdatahash" xmlns:w16se="http://schemas.microsoft.com/office/word/2015/wordml/symex" mc:Ignorable="w14 w15 w16se w16cid w16 w16cex w16sdtdh w16du">
+<w:styles xmlns:mc="http://schemas.openxmlformats.org/markup-compatibility/2006" xmlns:r="http://schemas.openxmlformats.org/officeDocument/2006/relationships" xmlns:w="http://schemas.openxmlformats.org/wordprocessingml/2006/main" xmlns:w14="http://schemas.microsoft.com/office/word/2010/wordml" xmlns:w15="http://schemas.microsoft.com/office/word/2012/wordml" xmlns:w16cex="http://schemas.microsoft.com/office/word/2018/wordml/cex" xmlns:w16cid="http://schemas.microsoft.com/office/word/2016/wordml/cid" xmlns:w16="http://schemas.microsoft.com/office/word/2018/wordml" xmlns:w16du="http://schemas.microsoft.com/office/word/2023/wordml/word16du" xmlns:w16sdtdh="http://schemas.microsoft.com/office/word/2020/wordml/sdtdatahash" xmlns:w16sdtfl="http://schemas.microsoft.com/office/word/2024/wordml/sdtformatlock" xmlns:w16se="http://schemas.microsoft.com/office/word/2015/wordml/symex" mc:Ignorable="w14 w15 w16se w16cid w16 w16cex w16sdtdh w16sdtfl w16du">
   <w:docDefaults>
     <w:rPrDefault>
       <w:rPr>
